--- a/Tailored_CVs/Shinoy_Jobgether_CSV_Validation_Engineer.docx
+++ b/Tailored_CVs/Shinoy_Jobgether_CSV_Validation_Engineer.docx
@@ -70,7 +70,7 @@
           <w:b w:val="0"/>
           <w:sz w:val="19"/>
         </w:rPr>
-        <w:t>I am a QA Automation Engineer with over 8 years of experience building scalable test frameworks and validating software workflows for financial clients. I bring a strong background in test coverage, backend data validation using Oracle SQL, and maintaining quality across releases. I am comfortable working closely with engineering and operations teams to trace requirements and ensure systems meet expected standards.</w:t>
+        <w:t>I am a QA automation engineer with over 8 years of experience building scalable test frameworks and managing CI/CD pipelines for financial clients. My background includes writing automated test scripts, validating backend databases with SQL, and performing exploratory and regression testing. I am currently based in the Netherlands with a valid EU residence permit and look forward to bringing my technical documentation and quality assurance background to complex platform…</w:t>
       </w:r>
     </w:p>
     <w:p>
@@ -288,7 +288,7 @@
           <w:b w:val="0"/>
           <w:sz w:val="18"/>
         </w:rPr>
-        <w:t>▸ Executed complex Oracle SQL queries to validate massive datasets and ensure strict data integrity across backend workflows.</w:t>
+        <w:t>▸ Developed and maintained scalable test automation frameworks utilizing Java Selenium WebDriver and TypeScript WDIO across complex software environments.</w:t>
       </w:r>
     </w:p>
     <w:p>
@@ -301,7 +301,7 @@
           <w:b w:val="0"/>
           <w:sz w:val="18"/>
         </w:rPr>
-        <w:t>▸ Implemented CI/CD pipelines and ran scheduled automation regression test builds via Jenkins while provisioning underlying test environments.</w:t>
+        <w:t>▸ Executed complex Oracle SQL queries to validate massive backend datasets and ensure data integrity across various system workflows.</w:t>
       </w:r>
     </w:p>
     <w:p>
@@ -314,7 +314,7 @@
           <w:b w:val="0"/>
           <w:sz w:val="18"/>
         </w:rPr>
-        <w:t>▸ Migrated a SeleniumJava framework to Playwright TypeScript for endtoend workflows within a microservices architecture, boosting execution efficiency.</w:t>
+        <w:t>▸ Performed comprehensive exploratory testing alongside automated smoke testing and sanity runs on deployment builds to ensure high release stability.</w:t>
       </w:r>
     </w:p>
     <w:p>
@@ -327,7 +327,7 @@
           <w:b w:val="0"/>
           <w:sz w:val="18"/>
         </w:rPr>
-        <w:t>▸ Streamlined complex test generation and deployment scripts utilizing AI tools like Gemini Code Assist.</w:t>
+        <w:t>▸ Streamlined test generation and deployment scripts utilizing AI tools like Gemini Code Assist to improve delivery efficiency.</w:t>
       </w:r>
     </w:p>
     <w:p>
